--- a/1997亚洲金融危机（章节正文）.docx
+++ b/1997亚洲金融危机（章节正文）.docx
@@ -78,7 +78,7 @@
           <w:i w:val="0"/>
           <w:sz w:val="21"/>
         </w:rPr>
-        <w:t>更值得注意的是，1990年代中期流入东亚的资本并非全部为长期稳定的直接投资。随着资本账户管制的放松，短期银行贷款、债券融资以及具有顺周期特征的组合投资占比显著上升。对于本地银行和企业而言，在海外低利率环境下借入美元或日元计价的短期资金，再将本币资金配置于回报更高的本地资产，尤其是房地产与基础设施，成为普遍策略。这一策略在汇率稳定且资产价格上升时能够自我强化，但其内在结构存在两种致命错配：一是货币错配，即收入与资产以本币计价，而负债以外币计价；二是期限错配，即短期负债支持长期、低流动性资产。这两种错配在平静时期被高成长叙事所掩盖，一旦本币贬值或外资拒绝展期，借款人净值与银行资本将在短时间内遭到毁灭性打击。</w:t>
+        <w:t>更值得注意的是，1990年代中期流入东亚的资本并非全部为长期稳定的直接投资。随着资本账户管制的放松，短期银行贷款、债券融资以及具有顺周期特征的组合投资占比显著上升。对于本地银行和企业而言，在海外低利率环境下借入美元或日元计价的短期资金，再将本币资金配置于回报更高的本地资产，尤其是房地产与基础设施，成为普遍策略。这一策略在汇率稳定且资产价格上升时能够自我强化，但其内在结构存在两种致命错配：一是货币错配，即收入与资产以本币计价，而负债以外币计价；二是期限错配，即短期负债支持长期、低流动性资产。这两种错配在经济高速增长时期往往不被充分识别，一旦本币贬值或外资拒绝展期，借款人净值与银行资本将在短时间内受到严重冲击。</w:t>
       </w:r>
     </w:p>
     <w:p>
